--- a/VKR_Final_Complete_v3.docx
+++ b/VKR_Final_Complete_v3.docx
@@ -722,16 +722,10 @@
     </w:p>
     <w:p>
       <w:pPr>
-        <w:spacing w:after="400" w:line="360" w:lineRule="auto"/>
-        <w:jc w:val="center"/>
-      </w:pPr>
-      <w:r>
-        <w:rPr>
-          <w:b/>
-          <w:bCs/>
-          <w:sz w:val="32"/>
-          <w:szCs w:val="32"/>
-        </w:rPr>
+        <w:pStyle w:val="1"/>
+        <w:spacing w:line="360" w:lineRule="auto"/>
+      </w:pPr>
+      <w:r>
         <w:lastRenderedPageBreak/>
         <w:t>РЕФЕРАТ</w:t>
       </w:r>
@@ -836,16 +830,10 @@
     </w:p>
     <w:p>
       <w:pPr>
-        <w:spacing w:after="400" w:line="360" w:lineRule="auto"/>
-        <w:jc w:val="center"/>
-      </w:pPr>
-      <w:r>
-        <w:rPr>
-          <w:b/>
-          <w:bCs/>
-          <w:sz w:val="32"/>
-          <w:szCs w:val="32"/>
-        </w:rPr>
+        <w:pStyle w:val="1"/>
+        <w:spacing w:line="360" w:lineRule="auto"/>
+      </w:pPr>
+      <w:r>
         <w:lastRenderedPageBreak/>
         <w:t>СОДЕРЖАНИЕ</w:t>
       </w:r>
@@ -5774,16 +5762,10 @@
     </w:p>
     <w:p>
       <w:pPr>
-        <w:spacing w:after="400" w:line="360" w:lineRule="auto"/>
-        <w:jc w:val="center"/>
-      </w:pPr>
-      <w:r>
-        <w:rPr>
-          <w:b/>
-          <w:bCs/>
-          <w:sz w:val="32"/>
-          <w:szCs w:val="32"/>
-        </w:rPr>
+        <w:pStyle w:val="1"/>
+        <w:spacing w:line="360" w:lineRule="auto"/>
+      </w:pPr>
+      <w:r>
         <w:lastRenderedPageBreak/>
         <w:t>ОПРЕДЕЛЕНИЯ, ОБОЗНАЧЕНИЯ И СОКРАЩЕНИЯ</w:t>
       </w:r>
@@ -6835,16 +6817,10 @@
     </w:p>
     <w:p>
       <w:pPr>
-        <w:spacing w:after="400" w:line="360" w:lineRule="auto"/>
-        <w:jc w:val="center"/>
-      </w:pPr>
-      <w:r>
-        <w:rPr>
-          <w:b/>
-          <w:bCs/>
-          <w:sz w:val="32"/>
-          <w:szCs w:val="32"/>
-        </w:rPr>
+        <w:pStyle w:val="1"/>
+        <w:spacing w:line="360" w:lineRule="auto"/>
+      </w:pPr>
+      <w:r>
         <w:lastRenderedPageBreak/>
         <w:t>ВВЕДЕНИЕ</w:t>
       </w:r>
@@ -7054,22 +7030,26 @@
         <w:jc w:val="center"/>
       </w:pPr>
       <w:r>
+        <w:rPr>
+          <w:noProof/>
+        </w:rPr>
         <w:drawing>
-          <wp:inline xmlns:a="http://schemas.openxmlformats.org/drawingml/2006/main" xmlns:pic="http://schemas.openxmlformats.org/drawingml/2006/picture">
+          <wp:inline distT="0" distB="0" distL="0" distR="0" wp14:anchorId="3935EC8D" wp14:editId="64C0ACB8">
             <wp:extent cx="5029200" cy="4175982"/>
+            <wp:effectExtent l="0" t="0" r="0" b="0"/>
             <wp:docPr id="1751545623" name="Picture 1751545623"/>
             <wp:cNvGraphicFramePr>
-              <a:graphicFrameLocks noChangeAspect="1"/>
+              <a:graphicFrameLocks xmlns:a="http://schemas.openxmlformats.org/drawingml/2006/main" noChangeAspect="1"/>
             </wp:cNvGraphicFramePr>
-            <a:graphic>
+            <a:graphic xmlns:a="http://schemas.openxmlformats.org/drawingml/2006/main">
               <a:graphicData uri="http://schemas.openxmlformats.org/drawingml/2006/picture">
-                <pic:pic>
+                <pic:pic xmlns:pic="http://schemas.openxmlformats.org/drawingml/2006/picture">
                   <pic:nvPicPr>
                     <pic:cNvPr id="0" name="audio_spectrogram.png"/>
                     <pic:cNvPicPr/>
                   </pic:nvPicPr>
                   <pic:blipFill>
-                    <a:blip r:embed="rId22"/>
+                    <a:blip r:embed="rId8"/>
                     <a:stretch>
                       <a:fillRect/>
                     </a:stretch>
@@ -7079,7 +7059,9 @@
                       <a:off x="0" y="0"/>
                       <a:ext cx="5029200" cy="4175982"/>
                     </a:xfrm>
-                    <a:prstGeom prst="rect"/>
+                    <a:prstGeom prst="rect">
+                      <a:avLst/>
+                    </a:prstGeom>
                   </pic:spPr>
                 </pic:pic>
               </a:graphicData>
@@ -7118,7 +7100,11 @@
         <w:jc w:val="both"/>
       </w:pPr>
       <w:r>
-        <w:t>Спектр сигнала представляет собой его разложение на гармонические составляющие с определёнными частотами, амплитудами и фазами. Переход из временной области в частотную осуществляется с помощью преобразования Фурье, которое позволяет анализировать сигнал с точки зрения его частотного состава. Спектрограмма является визуальным представлением спектра сигнала, изменяющегося во времени. По горизонтальной оси откладывается время, по вертикальной — частота, а интенсивность цвета соответствует амплитуде сигнала на данной частоте в данный момент времени. Спектрограммы широко применяются для анализа речевых сигналов, музыкальных композиций и акустических явлений, позволяя исследователю визуально оценить частотную структуру сигнала. Частотный диапазон аудиосигналов традиционно подразделяется на несколько областей: инфразвук с частотами до 20 Гц, низкие частоты в диапазоне 20-250 Гц, средние частоты от 250 до 4000 Гц, высокие частоты от 4000 до 20000 Гц и ультразвук с частотами выше 20000 Гц. Человеческое ухо воспринимает звуки в диапазоне примерно от 20 Гц до 20000 Гц, хотя индивидуальные особенности слуха могут влиять на эти границы. Понимание частотных характеристик аудиосигналов необходимо для разработки эффективных алгоритмов сжатия, поскольку различные частотные компоненты по-разному воспринимаются человеческим слухом.</w:t>
+        <w:t xml:space="preserve">Спектр сигнала представляет собой его разложение на гармонические составляющие с определёнными частотами, амплитудами и фазами. Переход из временной области в частотную осуществляется с помощью преобразования Фурье, которое позволяет анализировать сигнал с точки зрения его частотного состава. Спектрограмма является визуальным представлением спектра сигнала, изменяющегося во времени. По горизонтальной оси откладывается время, по вертикальной — частота, а </w:t>
+      </w:r>
+      <w:r>
+        <w:lastRenderedPageBreak/>
+        <w:t>интенсивность цвета соответствует амплитуде сигнала на данной частоте в данный момент времени. Спектрограммы широко применяются для анализа речевых сигналов, музыкальных композиций и акустических явлений, позволяя исследователю визуально оценить частотную структуру сигнала. Частотный диапазон аудиосигналов традиционно подразделяется на несколько областей: инфразвук с частотами до 20 Гц, низкие частоты в диапазоне 20-250 Гц, средние частоты от 250 до 4000 Гц, высокие частоты от 4000 до 20000 Гц и ультразвук с частотами выше 20000 Гц. Человеческое ухо воспринимает звуки в диапазоне примерно от 20 Гц до 20000 Гц, хотя индивидуальные особенности слуха могут влиять на эти границы. Понимание частотных характеристик аудиосигналов необходимо для разработки эффективных алгоритмов сжатия, поскольку различные частотные компоненты по-разному воспринимаются человеческим слухом.</w:t>
       </w:r>
     </w:p>
     <w:p>
@@ -7128,7 +7114,6 @@
         <w:jc w:val="both"/>
       </w:pPr>
       <w:r>
-        <w:lastRenderedPageBreak/>
         <w:t>Спектрограмма — визуальное представление спектра сигнала, изменяющегося во времени. По горизонтальной оси откладывается время, по вертикальной — частота, а интенсивность цвета соответствует амплитуде. Спектрограммы широко применяются для анализа речевых сигналов, музыкальных композиций и акустических явлений.</w:t>
       </w:r>
     </w:p>
@@ -7202,7 +7187,11 @@
       </w:r>
       <w:proofErr w:type="spellEnd"/>
       <w:r>
-        <w:t xml:space="preserve"> эффектов имеет критическое значение для разработки эффективных алгоритмов сжатия аудиоданных, поскольку позволяет устранять информацию, которая не воспринимается человеческим слухом. Порог слышимости определяется как минимальный уровень звукового давления, при котором звук воспринимается человеческим ухом. Порог слышимости существенно зависит от частоты: на средних частотах в диапазоне 1-4 кГц чувствительность уха максимальна, тогда как на низких и высоких частотах чувствительность значительно снижается. Маскирование представляет собой </w:t>
+        <w:t xml:space="preserve"> эффектов имеет критическое значение для разработки эффективных алгоритмов сжатия аудиоданных, поскольку позволяет устранять информацию, которая не воспринимается человеческим слухом. Порог слышимости определяется как минимальный уровень звукового давления, при </w:t>
+      </w:r>
+      <w:r>
+        <w:lastRenderedPageBreak/>
+        <w:t xml:space="preserve">котором звук воспринимается человеческим ухом. Порог слышимости существенно зависит от частоты: на средних частотах в диапазоне 1-4 кГц чувствительность уха максимальна, тогда как на низких и высоких частотах чувствительность значительно снижается. Маскирование представляет собой </w:t>
       </w:r>
       <w:proofErr w:type="spellStart"/>
       <w:r>
@@ -7220,7 +7209,6 @@
         <w:jc w:val="both"/>
       </w:pPr>
       <w:r>
-        <w:lastRenderedPageBreak/>
         <w:t>Порог слышимости — минимальный уровень звукового давления, при котором звук воспринимается человеческим ухом. Порог слышимости зависит от частоты: на средних частотах (</w:t>
       </w:r>
       <w:proofErr w:type="gramStart"/>
@@ -7278,7 +7266,11 @@
       </w:pPr>
       <w:bookmarkStart w:id="8" w:name="_Toc225067420"/>
       <w:r>
-        <w:t>Формат WAV (Waveform Audio File Format) представляет собой стандартный формат хранения аудиоданных, разработанный компаниями Microsoft и IBM в начале 1990-х годов. Файл WAV имеет структуру RIFF (Resource Interchange File Format) и состоит из заголовка и блоков данных. Структура WAV-файла включает RIFF-заголовок с идентификатором ChunkID равным RIFF, размером файла ChunkSize и форматом Format равным WAVE. Блок формата fmt chunk содержит параметры аудио: частоту дискретизации, количество каналов, глубину квантования и другие характеристики. Блок данных data chunk содержит собственно аудиоданные в формате PCM. Преимущества формата WAV включают точное сохранение исходного сигнала без потерь качества, простоту обработки благодаря отсутствию сжатия, а также широкую совместимость с различным программным обеспечением и аппаратными средствами. Формат WAV поддерживает различные частоты дискретизации, глубину квантования от 8 до 32 бит и до 65535 каналов. Недостатки формата связаны с большим размером файлов: примерно 10 МБ на минуту стереозаписи CD-качества с параметрами 44100 Гц, 16 бит, стерео.</w:t>
+        <w:t xml:space="preserve">Формат WAV (Waveform Audio File Format) представляет собой стандартный формат хранения аудиоданных, разработанный компаниями Microsoft и IBM в начале 1990-х годов. Файл WAV имеет структуру RIFF (Resource Interchange File Format) и состоит из заголовка и блоков данных. Структура WAV-файла включает RIFF-заголовок с </w:t>
+      </w:r>
+      <w:r>
+        <w:lastRenderedPageBreak/>
+        <w:t>идентификатором ChunkID равным RIFF, размером файла ChunkSize и форматом Format равным WAVE. Блок формата fmt chunk содержит параметры аудио: частоту дискретизации, количество каналов, глубину квантования и другие характеристики. Блок данных data chunk содержит собственно аудиоданные в формате PCM. Преимущества формата WAV включают точное сохранение исходного сигнала без потерь качества, простоту обработки благодаря отсутствию сжатия, а также широкую совместимость с различным программным обеспечением и аппаратными средствами. Формат WAV поддерживает различные частоты дискретизации, глубину квантования от 8 до 32 бит и до 65535 каналов. Недостатки формата связаны с большим размером файлов: примерно 10 МБ на минуту стереозаписи CD-качества с параметрами 44100 Гц, 16 бит, стерео.</w:t>
       </w:r>
       <w:bookmarkEnd w:id="8"/>
     </w:p>
@@ -7289,7 +7281,6 @@
         <w:jc w:val="both"/>
       </w:pPr>
       <w:r>
-        <w:lastRenderedPageBreak/>
         <w:t>WAV (</w:t>
       </w:r>
       <w:proofErr w:type="spellStart"/>
@@ -7382,22 +7373,27 @@
         <w:jc w:val="center"/>
       </w:pPr>
       <w:r>
+        <w:rPr>
+          <w:noProof/>
+        </w:rPr>
+        <w:lastRenderedPageBreak/>
         <w:drawing>
-          <wp:inline xmlns:a="http://schemas.openxmlformats.org/drawingml/2006/main" xmlns:pic="http://schemas.openxmlformats.org/drawingml/2006/picture">
+          <wp:inline distT="0" distB="0" distL="0" distR="0" wp14:anchorId="4EAF0455" wp14:editId="2B460387">
             <wp:extent cx="5029200" cy="3597477"/>
+            <wp:effectExtent l="0" t="0" r="0" b="0"/>
             <wp:docPr id="1751545620" name="Picture 1751545620"/>
             <wp:cNvGraphicFramePr>
-              <a:graphicFrameLocks noChangeAspect="1"/>
+              <a:graphicFrameLocks xmlns:a="http://schemas.openxmlformats.org/drawingml/2006/main" noChangeAspect="1"/>
             </wp:cNvGraphicFramePr>
-            <a:graphic>
+            <a:graphic xmlns:a="http://schemas.openxmlformats.org/drawingml/2006/main">
               <a:graphicData uri="http://schemas.openxmlformats.org/drawingml/2006/picture">
-                <pic:pic>
+                <pic:pic xmlns:pic="http://schemas.openxmlformats.org/drawingml/2006/picture">
                   <pic:nvPicPr>
                     <pic:cNvPr id="0" name="mp3_frame_structure.png"/>
                     <pic:cNvPicPr/>
                   </pic:nvPicPr>
                   <pic:blipFill>
-                    <a:blip r:embed="rId19"/>
+                    <a:blip r:embed="rId9"/>
                     <a:stretch>
                       <a:fillRect/>
                     </a:stretch>
@@ -7407,7 +7403,9 @@
                       <a:off x="0" y="0"/>
                       <a:ext cx="5029200" cy="3597477"/>
                     </a:xfrm>
-                    <a:prstGeom prst="rect"/>
+                    <a:prstGeom prst="rect">
+                      <a:avLst/>
+                    </a:prstGeom>
                   </pic:spPr>
                 </pic:pic>
               </a:graphicData>
@@ -7483,22 +7481,26 @@
         <w:jc w:val="center"/>
       </w:pPr>
       <w:r>
+        <w:rPr>
+          <w:noProof/>
+        </w:rPr>
         <w:drawing>
-          <wp:inline xmlns:a="http://schemas.openxmlformats.org/drawingml/2006/main" xmlns:pic="http://schemas.openxmlformats.org/drawingml/2006/picture">
+          <wp:inline distT="0" distB="0" distL="0" distR="0" wp14:anchorId="380212EF" wp14:editId="429D19D7">
             <wp:extent cx="5029200" cy="2858322"/>
+            <wp:effectExtent l="0" t="0" r="0" b="0"/>
             <wp:docPr id="1751545621" name="Picture 1751545621"/>
             <wp:cNvGraphicFramePr>
-              <a:graphicFrameLocks noChangeAspect="1"/>
+              <a:graphicFrameLocks xmlns:a="http://schemas.openxmlformats.org/drawingml/2006/main" noChangeAspect="1"/>
             </wp:cNvGraphicFramePr>
-            <a:graphic>
+            <a:graphic xmlns:a="http://schemas.openxmlformats.org/drawingml/2006/main">
               <a:graphicData uri="http://schemas.openxmlformats.org/drawingml/2006/picture">
-                <pic:pic>
+                <pic:pic xmlns:pic="http://schemas.openxmlformats.org/drawingml/2006/picture">
                   <pic:nvPicPr>
                     <pic:cNvPr id="0" name="wav_to_mp3_process.png"/>
                     <pic:cNvPicPr/>
                   </pic:nvPicPr>
                   <pic:blipFill>
-                    <a:blip r:embed="rId20"/>
+                    <a:blip r:embed="rId10"/>
                     <a:stretch>
                       <a:fillRect/>
                     </a:stretch>
@@ -7508,7 +7510,9 @@
                       <a:off x="0" y="0"/>
                       <a:ext cx="5029200" cy="2858322"/>
                     </a:xfrm>
-                    <a:prstGeom prst="rect"/>
+                    <a:prstGeom prst="rect">
+                      <a:avLst/>
+                    </a:prstGeom>
                   </pic:spPr>
                 </pic:pic>
               </a:graphicData>
@@ -7547,7 +7551,11 @@
         <w:jc w:val="both"/>
       </w:pPr>
       <w:r>
-        <w:t>Процесс кодирования WAV в MP3 представляет собой сложную последовательность операций, направленных на сжатие аудиоданных с минимальными воспринимаемыми искажениями. Кодирование начинается с полифазной фильтрации, при которой входной сигнал разбивается на 32 частотные полосы. Каждая полоса затем подвергается модифицированному дискретному косинусному преобразованию (MDCT), которое обеспечивает высокое частотное разрешение. Психоакустическая модель анализирует спектр сигнала и определяет пороги маскирования для каждой частотной полосы. На основе этих порогов производится квантование спектральных коэффициентов: компоненты ниже порога маскирования могут быть удалены или квантованы с меньшей точностью. После квантования коэффициенты кодируются с использованием кодов Хаффмана, что обеспечивает дополнительное сжатие без потерь. Декодирование MP3 выполняется в обратном порядке: сначала происходит парсинг бит-потока и извлечение закодированных данных, затем декодирование Хаффмана и обратное квантование, после чего применяется обратное MDCT и синтез полифазного фильтра для восстановления PCM-данных. Понимание процесса кодирования MP3 необходимо для интеграции альтернативных методов преобразования.</w:t>
+        <w:t xml:space="preserve">Процесс кодирования WAV в MP3 представляет собой сложную последовательность операций, направленных на сжатие аудиоданных с минимальными воспринимаемыми искажениями. Кодирование начинается с полифазной фильтрации, при которой входной сигнал разбивается на 32 частотные полосы. Каждая полоса затем подвергается модифицированному дискретному косинусному преобразованию (MDCT), которое обеспечивает высокое частотное разрешение. Психоакустическая модель анализирует спектр сигнала и определяет пороги маскирования для каждой частотной полосы. На основе этих порогов производится квантование спектральных коэффициентов: компоненты ниже порога маскирования могут быть удалены или квантованы с меньшей точностью. После квантования коэффициенты кодируются с использованием кодов Хаффмана, что обеспечивает </w:t>
+      </w:r>
+      <w:r>
+        <w:lastRenderedPageBreak/>
+        <w:t>дополнительное сжатие без потерь. Декодирование MP3 выполняется в обратном порядке: сначала происходит парсинг бит-потока и извлечение закодированных данных, затем декодирование Хаффмана и обратное квантование, после чего применяется обратное MDCT и синтез полифазного фильтра для восстановления PCM-данных. Понимание процесса кодирования MP3 необходимо для интеграции альтернативных методов преобразования.</w:t>
       </w:r>
     </w:p>
     <w:p>
@@ -7565,22 +7573,26 @@
         <w:jc w:val="center"/>
       </w:pPr>
       <w:r>
+        <w:rPr>
+          <w:noProof/>
+        </w:rPr>
         <w:drawing>
-          <wp:inline xmlns:a="http://schemas.openxmlformats.org/drawingml/2006/main" xmlns:pic="http://schemas.openxmlformats.org/drawingml/2006/picture">
+          <wp:inline distT="0" distB="0" distL="0" distR="0" wp14:anchorId="1FF51DBB" wp14:editId="1982537F">
             <wp:extent cx="5029200" cy="3581948"/>
+            <wp:effectExtent l="0" t="0" r="0" b="0"/>
             <wp:docPr id="1751545622" name="Picture 1751545622"/>
             <wp:cNvGraphicFramePr>
-              <a:graphicFrameLocks noChangeAspect="1"/>
+              <a:graphicFrameLocks xmlns:a="http://schemas.openxmlformats.org/drawingml/2006/main" noChangeAspect="1"/>
             </wp:cNvGraphicFramePr>
-            <a:graphic>
+            <a:graphic xmlns:a="http://schemas.openxmlformats.org/drawingml/2006/main">
               <a:graphicData uri="http://schemas.openxmlformats.org/drawingml/2006/picture">
-                <pic:pic>
+                <pic:pic xmlns:pic="http://schemas.openxmlformats.org/drawingml/2006/picture">
                   <pic:nvPicPr>
                     <pic:cNvPr id="0" name="methods_comparison.png"/>
                     <pic:cNvPicPr/>
                   </pic:nvPicPr>
                   <pic:blipFill>
-                    <a:blip r:embed="rId21"/>
+                    <a:blip r:embed="rId11"/>
                     <a:stretch>
                       <a:fillRect/>
                     </a:stretch>
@@ -7590,7 +7602,9 @@
                       <a:off x="0" y="0"/>
                       <a:ext cx="5029200" cy="3581948"/>
                     </a:xfrm>
-                    <a:prstGeom prst="rect"/>
+                    <a:prstGeom prst="rect">
+                      <a:avLst/>
+                    </a:prstGeom>
                   </pic:spPr>
                 </pic:pic>
               </a:graphicData>
@@ -7618,7 +7632,6 @@
       </w:pPr>
       <w:bookmarkStart w:id="11" w:name="_Toc225067423"/>
       <w:r>
-        <w:lastRenderedPageBreak/>
         <w:t>1.3. Методы преобразования сигналов для сжатия</w:t>
       </w:r>
       <w:bookmarkEnd w:id="11"/>
@@ -7641,7 +7654,11 @@
         <w:jc w:val="both"/>
       </w:pPr>
       <w:r>
-        <w:t>Быстрое преобразование Фурье (FFT) представляет собой алгоритм вычисления дискретного преобразования Фурье с существенно меньшим числом операций O(N log N) вместо O(N²). FFT позволяет перейти в частотную область, где можно эффективно обрабатывать и анализировать сигналы. Алгоритм Кули-Тьюки (Cooley-Tukey) является наиболее распространённой реализацией FFT, использующей принцип «разделяй и властвуй». Для размера блока N = 2^n применяется прореживание по времени или по частоте, что позволяет рекурсивно сводить задачу к преобразованиям меньшего размера. Применение FFT в обработке аудио включает спектральный анализ для определения частотного состава сигнала, фильтрацию в частотной области для удаления нежелательных компонент, сжатие с отбрасыванием высокочастотных компонент и анализ переходных процессов. FFT широко используется в алгоритмах сжатия, системах распознавания речи и музыки, а также в средствах визуализации звука. Вычислительная эффективность FFT делает его практичным для обработки аудиоданных в реальном времени.</w:t>
+        <w:t xml:space="preserve">Быстрое преобразование Фурье (FFT) представляет собой алгоритм вычисления дискретного преобразования Фурье с существенно меньшим числом операций O(N log N) вместо O(N²). FFT позволяет перейти в частотную область, где можно эффективно обрабатывать и анализировать сигналы. Алгоритм Кули-Тьюки (Cooley-Tukey) является наиболее распространённой реализацией FFT, использующей принцип «разделяй и властвуй». Для размера </w:t>
+      </w:r>
+      <w:r>
+        <w:lastRenderedPageBreak/>
+        <w:t>блока N = 2^n применяется прореживание по времени или по частоте, что позволяет рекурсивно сводить задачу к преобразованиям меньшего размера. Применение FFT в обработке аудио включает спектральный анализ для определения частотного состава сигнала, фильтрацию в частотной области для удаления нежелательных компонент, сжатие с отбрасыванием высокочастотных компонент и анализ переходных процессов. FFT широко используется в алгоритмах сжатия, системах распознавания речи и музыки, а также в средствах визуализации звука. Вычислительная эффективность FFT делает его практичным для обработки аудиоданных в реальном времени.</w:t>
       </w:r>
     </w:p>
     <w:p>
@@ -7698,11 +7715,11 @@
         <w:jc w:val="both"/>
       </w:pPr>
       <w:r>
-        <w:t xml:space="preserve">Быстрое преобразование Уолша-Адамара (FWHT) представляет собой ортогональное преобразование, использующее матрицы Адамара как базисные функции. Матрица Адамара Hn порядка n представляет собой квадратную матрицу с элементами ±1, удовлетворяющую условию ортогональности Hn·Hnᵀ = n·I. Матрицы Адамара строятся рекурсивно по </w:t>
+        <w:t xml:space="preserve">Быстрое преобразование Уолша-Адамара (FWHT) представляет собой ортогональное преобразование, использующее матрицы Адамара как базисные функции. Матрица Адамара Hn порядка n представляет собой квадратную матрицу с элементами ±1, удовлетворяющую условию ортогональности Hn·Hnᵀ = n·I. Матрицы Адамара строятся рекурсивно по правилу Кронекера: H₁ = [1], H₂ₙ = [Hₙ Hₙ; Hₙ -Hₙ]. FWHT вычислительно эффективно, поскольку требует только операций сложения и вычитания, без умножений. Для вектора длины N алгоритм требует N·log₂(N) операций сложения/вычитания. Преимущества FWHT включают простоту реализации на цифровых платформах, отсутствие операций умножения, что особенно важно для встраиваемых систем, и эффективное декоррелирование данных с высокой корреляцией соседних отсчётов. FWHT находит применение в задачах сжатия изображений и аудиосигналов, криптографии и кодирования </w:t>
       </w:r>
       <w:r>
         <w:lastRenderedPageBreak/>
-        <w:t>правилу Кронекера: H₁ = [1], H₂ₙ = [Hₙ Hₙ; Hₙ -Hₙ]. FWHT вычислительно эффективно, поскольку требует только операций сложения и вычитания, без умножений. Для вектора длины N алгоритм требует N·log₂(N) операций сложения/вычитания. Преимущества FWHT включают простоту реализации на цифровых платформах, отсутствие операций умножения, что особенно важно для встраиваемых систем, и эффективное декоррелирование данных с высокой корреляцией соседних отсчётов. FWHT находит применение в задачах сжатия изображений и аудиосигналов, криптографии и кодирования информации. Ограниченная применимость для сигналов со сложной спектральной структурой объясняется тем, что базисные функции Уолша не являются гармоническими.</w:t>
+        <w:t>информации. Ограниченная применимость для сигналов со сложной спектральной структурой объясняется тем, что базисные функции Уолша не являются гармоническими.</w:t>
       </w:r>
     </w:p>
     <w:p>
@@ -7777,11 +7794,7 @@
         <w:jc w:val="both"/>
       </w:pPr>
       <w:r>
-        <w:t xml:space="preserve">Дискретное косинусное преобразование (DCT) представляет собой ортогональное преобразование, широко применяемое в сжатии изображений (JPEG) и аудио (MP3, AAC). Важное свойство DCT заключается в «уплотнении энергии»: большая часть энергии сигнала концентрируется в нескольких низкочастотных коэффициентах, что позволяет эффективно отбрасывать высокочастотные компоненты без существенной потери качества. DCT-II является наиболее распространённой формой преобразования: X[k] = Σ(n=0 to N-1) x[n]·cos(π·k·(2n+1)/(2N)). Обратное </w:t>
-      </w:r>
-      <w:r>
-        <w:lastRenderedPageBreak/>
-        <w:t>преобразование IDCT восстанавливает исходный сигнал из спектральных коэффициентов. Применение DCT в аудио включает его использование как основы для MDCT в форматах MP3 и AAC, эффективное сжатие благодаря концентрации энергии в низкочастотных коэффициентах и разделимость для многомерных сигналов. DCT обладает хорошими свойствами декорреляции для сигналов с высокой корреляцией соседних отсчётов, что делает его эффективным инструментом для сжатия аудиоданных.</w:t>
+        <w:t>Дискретное косинусное преобразование (DCT) представляет собой ортогональное преобразование, широко применяемое в сжатии изображений (JPEG) и аудио (MP3, AAC). Важное свойство DCT заключается в «уплотнении энергии»: большая часть энергии сигнала концентрируется в нескольких низкочастотных коэффициентах, что позволяет эффективно отбрасывать высокочастотные компоненты без существенной потери качества. DCT-II является наиболее распространённой формой преобразования: X[k] = Σ(n=0 to N-1) x[n]·cos(π·k·(2n+1)/(2N)). Обратное преобразование IDCT восстанавливает исходный сигнал из спектральных коэффициентов. Применение DCT в аудио включает его использование как основы для MDCT в форматах MP3 и AAC, эффективное сжатие благодаря концентрации энергии в низкочастотных коэффициентах и разделимость для многомерных сигналов. DCT обладает хорошими свойствами декорреляции для сигналов с высокой корреляцией соседних отсчётов, что делает его эффективным инструментом для сжатия аудиоданных.</w:t>
       </w:r>
     </w:p>
     <w:p>
@@ -7791,6 +7804,7 @@
         <w:jc w:val="both"/>
       </w:pPr>
       <w:r>
+        <w:lastRenderedPageBreak/>
         <w:t xml:space="preserve">DCT-II (наиболее распространённая форма): X[k] = </w:t>
       </w:r>
       <w:proofErr w:type="gramStart"/>
@@ -7856,7 +7870,6 @@
         <w:jc w:val="both"/>
       </w:pPr>
       <w:r>
-        <w:lastRenderedPageBreak/>
         <w:t>Вейвлет Хаара — простейший ортогональный вейвлет, вычисляющий средние значения и разности для пар соседних отсчётов. Преобразование Хаара требует только операций сложения и вычитания.</w:t>
       </w:r>
     </w:p>
@@ -7905,6 +7918,7 @@
       </w:pPr>
       <w:proofErr w:type="spellStart"/>
       <w:r>
+        <w:lastRenderedPageBreak/>
         <w:t>Компандирование</w:t>
       </w:r>
       <w:proofErr w:type="spellEnd"/>
@@ -8064,11 +8078,11 @@
         <w:jc w:val="both"/>
       </w:pPr>
       <w:r>
-        <w:t xml:space="preserve">Метод нелинейного сглаживания на основе функции Розенброка представляет собой эвристический подход к обработке сигналов, применяющий адаптивное сглаживание с сохранением переходных процессов. </w:t>
+        <w:t xml:space="preserve">Метод нелинейного сглаживания на основе функции Розенброка представляет собой эвристический подход к обработке сигналов, применяющий адаптивное сглаживание с сохранением переходных процессов. Функция Розенброка, изначально разработанная для тестирования алгоритмов оптимизации, модифицирована для использования в обработке сигналов. Применение Rosenbrock-like включает обработку сигналов с выраженными переходными процессами, где важно сохранить резкие границы, адаптивное сглаживание с учётом локальных характеристик сигнала, улучшение качества после других преобразований как этап постобработки. Метод позволяет балансировать между сглаживанием шума и сохранением информативных </w:t>
       </w:r>
       <w:r>
         <w:lastRenderedPageBreak/>
-        <w:t>Функция Розенброка, изначально разработанная для тестирования алгоритмов оптимизации, модифицирована для использования в обработке сигналов. Применение Rosenbrock-like включает обработку сигналов с выраженными переходными процессами, где важно сохранить резкие границы, адаптивное сглаживание с учётом локальных характеристик сигнала, улучшение качества после других преобразований как этап постобработки. Метод позволяет балансировать между сглаживанием шума и сохранением информативных компонент сигнала. Эвристическая природа метода требует эмпирической настройки параметров для каждого конкретного применения, что может рассматриваться как его ограничение.</w:t>
+        <w:t>компонент сигнала. Эвристическая природа метода требует эмпирической настройки параметров для каждого конкретного применения, что может рассматриваться как его ограничение.</w:t>
       </w:r>
     </w:p>
     <w:p>
@@ -8202,7 +8216,6 @@
         <w:rPr>
           <w:lang w:val="en-US"/>
         </w:rPr>
-        <w:lastRenderedPageBreak/>
         <w:t xml:space="preserve">SNR (Signal-to-Noise Ratio) — </w:t>
       </w:r>
       <w:r>
@@ -8359,6 +8372,7 @@
         <w:jc w:val="both"/>
       </w:pPr>
       <w:r>
+        <w:lastRenderedPageBreak/>
         <w:t>SI-SDR (</w:t>
       </w:r>
       <w:proofErr w:type="spellStart"/>
@@ -8657,7 +8671,6 @@
       </w:pPr>
       <w:bookmarkStart w:id="23" w:name="_Toc225067435"/>
       <w:r>
-        <w:lastRenderedPageBreak/>
         <w:t>1.5.4. Характеристики сигнала</w:t>
       </w:r>
       <w:bookmarkEnd w:id="23"/>
@@ -8692,6 +8705,7 @@
         <w:jc w:val="both"/>
       </w:pPr>
       <w:r>
+        <w:lastRenderedPageBreak/>
         <w:t>Dynamic Range — динамический диапазон (дБ). Разница между максимальным и минимальным уровнями сигнала.</w:t>
       </w:r>
     </w:p>
@@ -8959,22 +8973,26 @@
         <w:jc w:val="center"/>
       </w:pPr>
       <w:r>
+        <w:rPr>
+          <w:noProof/>
+        </w:rPr>
         <w:drawing>
-          <wp:inline xmlns:a="http://schemas.openxmlformats.org/drawingml/2006/main" xmlns:pic="http://schemas.openxmlformats.org/drawingml/2006/picture">
+          <wp:inline distT="0" distB="0" distL="0" distR="0" wp14:anchorId="37C9EA55" wp14:editId="582F8563">
             <wp:extent cx="4572000" cy="3914158"/>
+            <wp:effectExtent l="0" t="0" r="0" b="0"/>
             <wp:docPr id="1751545624" name="Picture 1751545624"/>
             <wp:cNvGraphicFramePr>
-              <a:graphicFrameLocks noChangeAspect="1"/>
+              <a:graphicFrameLocks xmlns:a="http://schemas.openxmlformats.org/drawingml/2006/main" noChangeAspect="1"/>
             </wp:cNvGraphicFramePr>
-            <a:graphic>
+            <a:graphic xmlns:a="http://schemas.openxmlformats.org/drawingml/2006/main">
               <a:graphicData uri="http://schemas.openxmlformats.org/drawingml/2006/picture">
-                <pic:pic>
+                <pic:pic xmlns:pic="http://schemas.openxmlformats.org/drawingml/2006/picture">
                   <pic:nvPicPr>
                     <pic:cNvPr id="0" name="architecture.png"/>
                     <pic:cNvPicPr/>
                   </pic:nvPicPr>
                   <pic:blipFill>
-                    <a:blip r:embed="rId23"/>
+                    <a:blip r:embed="rId12"/>
                     <a:stretch>
                       <a:fillRect/>
                     </a:stretch>
@@ -8984,7 +9002,9 @@
                       <a:off x="0" y="0"/>
                       <a:ext cx="4572000" cy="3914158"/>
                     </a:xfrm>
-                    <a:prstGeom prst="rect"/>
+                    <a:prstGeom prst="rect">
+                      <a:avLst/>
+                    </a:prstGeom>
                   </pic:spPr>
                 </pic:pic>
               </a:graphicData>
@@ -9023,11 +9043,8 @@
         <w:jc w:val="both"/>
       </w:pPr>
       <w:r>
-        <w:t xml:space="preserve">Программный комплекс разработан на языке Python 3.10+ с использованием GUI-фреймворка PySide6 (Qt для Python). Выбор Python обусловлен богатой экосистемой библиотек для научных вычислений (NumPy, SciPy) и обработки аудио (librosa, pydub), а также кроссплатформенностью и простотой разработки. Архитектура основана на паттернах проектирования: Mixins для множественного наследования и разделения функциональности между классами, Event Bus для слабосвязанной коммуникации между компонентами, Repository Pattern для абстракции доступа к данным, Pipeline Pattern для последовательной обработки данных и DI Container для внедрения зависимостей. Модульная структура включает модуль processing с подмодулями transforms (реализации преобразований), metrics (расчёт метрик качества), codecs (работа с аудиокодеками) и utils (вспомогательные функции). Модуль ui_new содержит компоненты пользовательского интерфейса: главное окно, виджеты для выбора параметров, таблицы результатов и диалоги </w:t>
-      </w:r>
-      <w:r>
         <w:lastRenderedPageBreak/>
-        <w:t>экспорта. Такая структура обеспечивает чёткое разделение ответственности между компонентами.</w:t>
+        <w:t>Программный комплекс разработан на языке Python 3.10+ с использованием GUI-фреймворка PySide6 (Qt для Python). Выбор Python обусловлен богатой экосистемой библиотек для научных вычислений (NumPy, SciPy) и обработки аудио (librosa, pydub), а также кроссплатформенностью и простотой разработки. Архитектура основана на паттернах проектирования: Mixins для множественного наследования и разделения функциональности между классами, Event Bus для слабосвязанной коммуникации между компонентами, Repository Pattern для абстракции доступа к данным, Pipeline Pattern для последовательной обработки данных и DI Container для внедрения зависимостей. Модульная структура включает модуль processing с подмодулями transforms (реализации преобразований), metrics (расчёт метрик качества), codecs (работа с аудиокодеками) и utils (вспомогательные функции). Модуль ui_new содержит компоненты пользовательского интерфейса: главное окно, виджеты для выбора параметров, таблицы результатов и диалоги экспорта. Такая структура обеспечивает чёткое разделение ответственности между компонентами.</w:t>
       </w:r>
     </w:p>
     <w:p>
@@ -9212,6 +9229,7 @@
         <w:jc w:val="both"/>
       </w:pPr>
       <w:r>
+        <w:lastRenderedPageBreak/>
         <w:t xml:space="preserve">Модуль </w:t>
       </w:r>
       <w:proofErr w:type="spellStart"/>
@@ -9254,22 +9272,26 @@
         <w:jc w:val="center"/>
       </w:pPr>
       <w:r>
+        <w:rPr>
+          <w:noProof/>
+        </w:rPr>
         <w:drawing>
-          <wp:inline xmlns:a="http://schemas.openxmlformats.org/drawingml/2006/main" xmlns:pic="http://schemas.openxmlformats.org/drawingml/2006/picture">
+          <wp:inline distT="0" distB="0" distL="0" distR="0" wp14:anchorId="321CFDE2" wp14:editId="1D44958E">
             <wp:extent cx="4572000" cy="3803597"/>
+            <wp:effectExtent l="0" t="0" r="0" b="0"/>
             <wp:docPr id="1751545626" name="Picture 1751545626"/>
             <wp:cNvGraphicFramePr>
-              <a:graphicFrameLocks noChangeAspect="1"/>
+              <a:graphicFrameLocks xmlns:a="http://schemas.openxmlformats.org/drawingml/2006/main" noChangeAspect="1"/>
             </wp:cNvGraphicFramePr>
-            <a:graphic>
+            <a:graphic xmlns:a="http://schemas.openxmlformats.org/drawingml/2006/main">
               <a:graphicData uri="http://schemas.openxmlformats.org/drawingml/2006/picture">
-                <pic:pic>
+                <pic:pic xmlns:pic="http://schemas.openxmlformats.org/drawingml/2006/picture">
                   <pic:nvPicPr>
                     <pic:cNvPr id="0" name="ola_process.png"/>
                     <pic:cNvPicPr/>
                   </pic:nvPicPr>
                   <pic:blipFill>
-                    <a:blip r:embed="rId25"/>
+                    <a:blip r:embed="rId13"/>
                     <a:stretch>
                       <a:fillRect/>
                     </a:stretch>
@@ -9279,7 +9301,9 @@
                       <a:off x="0" y="0"/>
                       <a:ext cx="4572000" cy="3803597"/>
                     </a:xfrm>
-                    <a:prstGeom prst="rect"/>
+                    <a:prstGeom prst="rect">
+                      <a:avLst/>
+                    </a:prstGeom>
                   </pic:spPr>
                 </pic:pic>
               </a:graphicData>
@@ -9316,22 +9340,26 @@
         <w:jc w:val="center"/>
       </w:pPr>
       <w:r>
+        <w:rPr>
+          <w:noProof/>
+        </w:rPr>
         <w:drawing>
-          <wp:inline xmlns:a="http://schemas.openxmlformats.org/drawingml/2006/main" xmlns:pic="http://schemas.openxmlformats.org/drawingml/2006/picture">
+          <wp:inline distT="0" distB="0" distL="0" distR="0" wp14:anchorId="6B2A22E1" wp14:editId="4A88F7B7">
             <wp:extent cx="4572000" cy="3256317"/>
+            <wp:effectExtent l="0" t="0" r="0" b="0"/>
             <wp:docPr id="1751545625" name="Picture 1751545625"/>
             <wp:cNvGraphicFramePr>
-              <a:graphicFrameLocks noChangeAspect="1"/>
+              <a:graphicFrameLocks xmlns:a="http://schemas.openxmlformats.org/drawingml/2006/main" noChangeAspect="1"/>
             </wp:cNvGraphicFramePr>
-            <a:graphic>
+            <a:graphic xmlns:a="http://schemas.openxmlformats.org/drawingml/2006/main">
               <a:graphicData uri="http://schemas.openxmlformats.org/drawingml/2006/picture">
-                <pic:pic>
+                <pic:pic xmlns:pic="http://schemas.openxmlformats.org/drawingml/2006/picture">
                   <pic:nvPicPr>
                     <pic:cNvPr id="0" name="class_hierarchy.png"/>
                     <pic:cNvPicPr/>
                   </pic:nvPicPr>
                   <pic:blipFill>
-                    <a:blip r:embed="rId24"/>
+                    <a:blip r:embed="rId14"/>
                     <a:stretch>
                       <a:fillRect/>
                     </a:stretch>
@@ -9341,7 +9369,9 @@
                       <a:off x="0" y="0"/>
                       <a:ext cx="4572000" cy="3256317"/>
                     </a:xfrm>
-                    <a:prstGeom prst="rect"/>
+                    <a:prstGeom prst="rect">
+                      <a:avLst/>
+                    </a:prstGeom>
                   </pic:spPr>
                 </pic:pic>
               </a:graphicData>
@@ -9369,6 +9399,7 @@
       </w:pPr>
       <w:bookmarkStart w:id="32" w:name="_Toc225067444"/>
       <w:r>
+        <w:lastRenderedPageBreak/>
         <w:t>2.3.1. Базовый класс трансформации</w:t>
       </w:r>
       <w:bookmarkEnd w:id="32"/>
@@ -9380,11 +9411,7 @@
         <w:jc w:val="both"/>
       </w:pPr>
       <w:r>
-        <w:t xml:space="preserve">Базовый класс BaseTransform определяет интерфейс для всех преобразований аудиосигналов. Класс содержит основные методы: process() для обработки WAV файла с применением преобразования, forward() для прямого преобразования сигнала в спектральную область, inverse() для обратного преобразования из спектральной области во временную. Параметры класса включают block_size — размер блока для обработки (по умолчанию 2048 отсчётов), select_mode — режим отбора коэффициентов (none, energy, lowpass), keep_energy_ratio — долю сохраняемой энергии для режима energy (по умолчанию 0.8). Класс также содержит утилиты для OLA-обработки </w:t>
-      </w:r>
-      <w:r>
-        <w:lastRenderedPageBreak/>
-        <w:t>(Overlap-Add): разбиение сигнала на блоки с перекрытием, применение оконной функции Хэннинга и сборку обработанных блоков. Абстрактный характер базового класса позволяет добавлять новые методы преобразования путём наследования и реализации методов forward() и inverse(). Конструктор класса принимает параметры конфигурации и инициализирует внутренние структуры данных.</w:t>
+        <w:t>Базовый класс BaseTransform определяет интерфейс для всех преобразований аудиосигналов. Класс содержит основные методы: process() для обработки WAV файла с применением преобразования, forward() для прямого преобразования сигнала в спектральную область, inverse() для обратного преобразования из спектральной области во временную. Параметры класса включают block_size — размер блока для обработки (по умолчанию 2048 отсчётов), select_mode — режим отбора коэффициентов (none, energy, lowpass), keep_energy_ratio — долю сохраняемой энергии для режима energy (по умолчанию 0.8). Класс также содержит утилиты для OLA-обработки (Overlap-Add): разбиение сигнала на блоки с перекрытием, применение оконной функции Хэннинга и сборку обработанных блоков. Абстрактный характер базового класса позволяет добавлять новые методы преобразования путём наследования и реализации методов forward() и inverse(). Конструктор класса принимает параметры конфигурации и инициализирует внутренние структуры данных.</w:t>
       </w:r>
     </w:p>
     <w:p>
@@ -9405,7 +9432,11 @@
         <w:jc w:val="both"/>
       </w:pPr>
       <w:r>
-        <w:t>Класс FFTTransform наследует BaseTransform и реализует быстрое преобразование Фурье. Прямое преобразование выполняется через функцию numpy.fft.rfft для вещественных сигналов, возвращающую комплексный спектр с N/2+1 коэффициентами для блока размером N. Обратное преобразование выполняется через numpy.fft.irfft, восстанавливающую вещественный сигнал из комплексного спектра. Поддерживаются три режима отбора коэффициентов: none — сохранение всех коэффициентов для идеальной реконструкции, energy — ранжирование коэффициентов по энергии и сохранение заданной доли, lowpass — сохранение только низкочастотных коэффициентов. FFT обеспечивает высокую вычислительную эффективность со сложностью O(N log N) и является одним из наиболее часто используемых методов спектрального анализа. Реализация учитывает особенности обработки аудиосигналов с различными параметрами качества.</w:t>
+        <w:t xml:space="preserve">Класс FFTTransform наследует BaseTransform и реализует быстрое преобразование Фурье. Прямое преобразование выполняется через функцию numpy.fft.rfft для вещественных сигналов, возвращающую комплексный спектр с N/2+1 коэффициентами для блока размером N. Обратное преобразование выполняется через numpy.fft.irfft, восстанавливающую вещественный сигнал из комплексного спектра. Поддерживаются три режима отбора коэффициентов: none — сохранение всех коэффициентов для идеальной реконструкции, energy — ранжирование коэффициентов по энергии и сохранение заданной доли, lowpass — сохранение только низкочастотных коэффициентов. FFT обеспечивает высокую вычислительную эффективность со сложностью O(N log N) и является одним из наиболее часто </w:t>
+      </w:r>
+      <w:r>
+        <w:lastRenderedPageBreak/>
+        <w:t>используемых методов спектрального анализа. Реализация учитывает особенности обработки аудиосигналов с различными параметрами качества.</w:t>
       </w:r>
     </w:p>
     <w:p>
@@ -9444,11 +9475,7 @@
         <w:t xml:space="preserve">: n = len(x); h = 1; while h &lt; n: for i in range(0, n, h*2): for j in range(i, i+h): x[j], x[j+h] = x[j] + x[j+h], x[j] - x[j+h]; h *= 2. </w:t>
       </w:r>
       <w:r>
-        <w:t xml:space="preserve">Преобразование требует только операций сложения и вычитания без умножений, что делает его вычислительно привлекательным для платформ с ограниченными ресурсами. Нормализация </w:t>
-      </w:r>
-      <w:r>
-        <w:lastRenderedPageBreak/>
-        <w:t xml:space="preserve">выполняется делением на sqrt(n) для сохранения энергетических соотношений. Реализация поддерживает те же режимы отбора коэффициентов, что и другие преобразования: none, energy и lowpass. FWHT особенно эффективен для сигналов с высокой корреляцией соседних отсчётов, где ортогональные матрицы Адамара обеспечивают хорошее </w:t>
+        <w:t xml:space="preserve">Преобразование требует только операций сложения и вычитания без умножений, что делает его вычислительно привлекательным для платформ с ограниченными ресурсами. Нормализация выполняется делением на sqrt(n) для сохранения энергетических соотношений. Реализация поддерживает те же режимы отбора коэффициентов, что и другие преобразования: none, energy и lowpass. FWHT особенно эффективен для сигналов с высокой корреляцией соседних отсчётов, где ортогональные матрицы Адамара обеспечивают хорошее </w:t>
       </w:r>
       <w:proofErr w:type="spellStart"/>
       <w:r>
@@ -9487,7 +9514,11 @@
         <w:jc w:val="both"/>
       </w:pPr>
       <w:r>
-        <w:t xml:space="preserve">Класс DCTTransform использует функции scipy.fft.dct с параметром type=2 (DCT-II) для прямого преобразования и scipy.fft.idct для обратного. DCT-II является стандартной формой, применяемой в сжатии аудио и изображений благодаря своим свойствам «уплотнения энергии». Результат DCT представляет собой спектр из N вещественных коэффициентов, где низкочастотные коэффициенты концентрируют основную энергию сигнала. Это позволяет эффективно применять сжатие путём отбрасывания высокочастотных коэффициентов. Реализация поддерживает те же режимы отбора коэффициентов, что и другие преобразования. DCT широко используется в стандартах сжатия (JPEG, MP3, AAC), что делает его важным элементом сравнительного анализа. Вычислительная сложность DCT составляет </w:t>
+        <w:t xml:space="preserve">Класс DCTTransform использует функции scipy.fft.dct с параметром type=2 (DCT-II) для прямого преобразования и scipy.fft.idct для обратного. DCT-II является стандартной формой, применяемой в сжатии аудио и изображений благодаря своим свойствам «уплотнения энергии». Результат DCT представляет собой спектр из N вещественных коэффициентов, где низкочастотные коэффициенты концентрируют основную энергию сигнала. Это позволяет эффективно применять сжатие путём отбрасывания высокочастотных коэффициентов. Реализация поддерживает те же режимы отбора коэффициентов, что и другие преобразования. DCT широко </w:t>
+      </w:r>
+      <w:r>
+        <w:lastRenderedPageBreak/>
+        <w:t xml:space="preserve">используется в стандартах сжатия (JPEG, MP3, AAC), что делает его важным элементом сравнительного анализа. Вычислительная сложность DCT составляет </w:t>
       </w:r>
       <w:proofErr w:type="gramStart"/>
       <w:r>
@@ -9516,11 +9547,7 @@
         <w:jc w:val="both"/>
       </w:pPr>
       <w:r>
-        <w:t xml:space="preserve">Класс DWTTransform реализует дискретное вейвлет-преобразование Хаара — простейший ортогональный вейвлет. Прямое преобразование вычисляет пары (среднее, разность) для соседних отсчётов: approximation[k] = (x[2k] + x[2k+1]) / 2, detail[k] = (x[2k] - x[2k+1]) / 2. Многоуровневое преобразование применяется рекурсивно к низкочастотным коэффициентам аппроксимации, создавая пирамидальное представление сигнала на различных масштабах. Обратное преобразование восстанавливает исходный сигнал: x[2k] </w:t>
-      </w:r>
-      <w:r>
-        <w:lastRenderedPageBreak/>
-        <w:t>= approximation[k] + detail[k], x[2k+1] = approximation[k] - detail[k]. DWT Хаара требует только операций сложения и вычитания с делением на два, что делает его вычислительно эффективным. Вейвлет-преобразование сохраняет информацию о временной локализации частотных компонент, что полезно для анализа переходных процессов в аудиосигналах.</w:t>
+        <w:t>Класс DWTTransform реализует дискретное вейвлет-преобразование Хаара — простейший ортогональный вейвлет. Прямое преобразование вычисляет пары (среднее, разность) для соседних отсчётов: approximation[k] = (x[2k] + x[2k+1]) / 2, detail[k] = (x[2k] - x[2k+1]) / 2. Многоуровневое преобразование применяется рекурсивно к низкочастотным коэффициентам аппроксимации, создавая пирамидальное представление сигнала на различных масштабах. Обратное преобразование восстанавливает исходный сигнал: x[2k] = approximation[k] + detail[k], x[2k+1] = approximation[k] - detail[k]. DWT Хаара требует только операций сложения и вычитания с делением на два, что делает его вычислительно эффективным. Вейвлет-преобразование сохраняет информацию о временной локализации частотных компонент, что полезно для анализа переходных процессов в аудиосигналах.</w:t>
       </w:r>
     </w:p>
     <w:p>
@@ -9556,6 +9583,7 @@
       </w:pPr>
       <w:bookmarkStart w:id="38" w:name="_Toc225067450"/>
       <w:r>
+        <w:lastRenderedPageBreak/>
         <w:t xml:space="preserve">2.3.7. Реализация </w:t>
       </w:r>
       <w:proofErr w:type="spellStart"/>
@@ -9572,11 +9600,7 @@
         <w:jc w:val="both"/>
       </w:pPr>
       <w:r>
-        <w:t xml:space="preserve">Класс RosenbrockLikeTransform реализует нелинейное сглаживание на основе модифицированной функции Розенброка. Функция Розенброка f(x,y) = (a-x)² + b(y-x²)² адаптирована для обработки одномерных сигналов путём рассмотрения пар соседних отсчётов. Метод применяет адаптивное сглаживание с сохранением переходных процессов: участки с плавными изменениями сглаживаются сильнее, а резкие переходы сохраняются. Параметры метода включают коэффициенты a и b функции Розенброка и пороговое значение для определения границ переходов. Реализация использует итеративный алгоритм оптимизации для нахождения сглаженных значений, минимизирующих целевую функцию. Метод является эвристическим и требует эмпирической настройки параметров для </w:t>
-      </w:r>
-      <w:r>
-        <w:lastRenderedPageBreak/>
-        <w:t>конкретных типов сигналов. Rosenbrock-like может использоваться как этап постобработки после других преобразований.</w:t>
+        <w:t>Класс RosenbrockLikeTransform реализует нелинейное сглаживание на основе модифицированной функции Розенброка. Функция Розенброка f(x,y) = (a-x)² + b(y-x²)² адаптирована для обработки одномерных сигналов путём рассмотрения пар соседних отсчётов. Метод применяет адаптивное сглаживание с сохранением переходных процессов: участки с плавными изменениями сглаживаются сильнее, а резкие переходы сохраняются. Параметры метода включают коэффициенты a и b функции Розенброка и пороговое значение для определения границ переходов. Реализация использует итеративный алгоритм оптимизации для нахождения сглаженных значений, минимизирующих целевую функцию. Метод является эвристическим и требует эмпирической настройки параметров для конкретных типов сигналов. Rosenbrock-like может использоваться как этап постобработки после других преобразований.</w:t>
       </w:r>
     </w:p>
     <w:p>
@@ -10470,6 +10494,7 @@
               <w:jc w:val="center"/>
             </w:pPr>
             <w:r>
+              <w:lastRenderedPageBreak/>
               <w:t>Dynamic Range</w:t>
             </w:r>
           </w:p>
@@ -10641,11 +10666,7 @@
         <w:jc w:val="both"/>
       </w:pPr>
       <w:r>
-        <w:t xml:space="preserve">Разработано более 278 unit-тестов, покрывающих все модули программного комплекса. Тесты организованы в файлы по функциональным областям: test_transforms.py содержит тесты для всех методов преобразования, включая проверку обратимости и корректность режимов отбора коэффициентов; test_metrics.py проверяет расчёт всех метрик качества на тестовых сигналах с известными характеристиками; test_processing.py </w:t>
-      </w:r>
-      <w:r>
-        <w:lastRenderedPageBreak/>
-        <w:t>включает интеграционные тесты для полного цикла обработки аудиофайлов. Покрытие кода тестами составляет более 85%, что обеспечивает высокую надёжность программного комплекса. Используется фреймворк pytest с плагинами pytest-cov для отчётов о покрытии и pytest-mock для имитации внешних зависимостей. Тесты включают проверку граничных условий, обработку некорректных входных данных и сравнение результатов с эталонными значениями.</w:t>
+        <w:t>Разработано более 278 unit-тестов, покрывающих все модули программного комплекса. Тесты организованы в файлы по функциональным областям: test_transforms.py содержит тесты для всех методов преобразования, включая проверку обратимости и корректность режимов отбора коэффициентов; test_metrics.py проверяет расчёт всех метрик качества на тестовых сигналах с известными характеристиками; test_processing.py включает интеграционные тесты для полного цикла обработки аудиофайлов. Покрытие кода тестами составляет более 85%, что обеспечивает высокую надёжность программного комплекса. Используется фреймворк pytest с плагинами pytest-cov для отчётов о покрытии и pytest-mock для имитации внешних зависимостей. Тесты включают проверку граничных условий, обработку некорректных входных данных и сравнение результатов с эталонными значениями.</w:t>
       </w:r>
     </w:p>
     <w:p>
@@ -10692,7 +10713,11 @@
         <w:jc w:val="both"/>
       </w:pPr>
       <w:r>
-        <w:t>Во второй главе разработан программный комплекс для сравнительного анализа методов обработки аудиоданных. Определены функциональные и нефункциональные требования к системе, обоснован выбор технологий и архитектурных решений. Программный комплекс реализован на языке Python с использованием фреймворка PySide6 для графического интерфейса. Архитектура основана на модульном принципе с применением паттернов проектирования Mixins, Event Bus, Repository и Pipeline, что обеспечивает расширяемость и сопровождаемость кода. Реализованы семь методов преобразования аудиосигналов: FFT, FWHT, DCT, DWT (вейвлет Хаара), μ-law, Rosenbrock-like и стандартный MP3. Разработан модуль расчёта тринадцати метрик качества, включая объективные (SNR, RMSE, SI-SDR) и психоакустические (STOI, PESQ, MOS) показатели. Особое внимание уделено реализации FWHT — центрального объекта исследования. Написано более 278 unit-тестов с покрытием кода более 85%, что обеспечивает надёжность программного комплекса. Разработанная система готова к проведению экспериментальных исследований.</w:t>
+        <w:t xml:space="preserve">Во второй главе разработан программный комплекс для сравнительного анализа методов обработки аудиоданных. Определены функциональные и нефункциональные требования к системе, обоснован выбор технологий и архитектурных решений. Программный комплекс реализован на языке Python с использованием фреймворка PySide6 для графического интерфейса. </w:t>
+      </w:r>
+      <w:r>
+        <w:lastRenderedPageBreak/>
+        <w:t>Архитектура основана на модульном принципе с применением паттернов проектирования Mixins, Event Bus, Repository и Pipeline, что обеспечивает расширяемость и сопровождаемость кода. Реализованы семь методов преобразования аудиосигналов: FFT, FWHT, DCT, DWT (вейвлет Хаара), μ-law, Rosenbrock-like и стандартный MP3. Разработан модуль расчёта тринадцати метрик качества, включая объективные (SNR, RMSE, SI-SDR) и психоакустические (STOI, PESQ, MOS) показатели. Особое внимание уделено реализации FWHT — центрального объекта исследования. Написано более 278 unit-тестов с покрытием кода более 85%, что обеспечивает надёжность программного комплекса. Разработанная система готова к проведению экспериментальных исследований.</w:t>
       </w:r>
     </w:p>
     <w:p>
@@ -14139,22 +14164,26 @@
         <w:jc w:val="center"/>
       </w:pPr>
       <w:r>
+        <w:rPr>
+          <w:noProof/>
+        </w:rPr>
         <w:drawing>
-          <wp:inline xmlns:a="http://schemas.openxmlformats.org/drawingml/2006/main" xmlns:pic="http://schemas.openxmlformats.org/drawingml/2006/picture">
+          <wp:inline distT="0" distB="0" distL="0" distR="0" wp14:anchorId="03940991" wp14:editId="613FAA3C">
             <wp:extent cx="5029200" cy="3581948"/>
+            <wp:effectExtent l="0" t="0" r="0" b="0"/>
             <wp:docPr id="1751545627" name="Picture 1751545627"/>
             <wp:cNvGraphicFramePr>
-              <a:graphicFrameLocks noChangeAspect="1"/>
+              <a:graphicFrameLocks xmlns:a="http://schemas.openxmlformats.org/drawingml/2006/main" noChangeAspect="1"/>
             </wp:cNvGraphicFramePr>
-            <a:graphic>
+            <a:graphic xmlns:a="http://schemas.openxmlformats.org/drawingml/2006/main">
               <a:graphicData uri="http://schemas.openxmlformats.org/drawingml/2006/picture">
-                <pic:pic>
+                <pic:pic xmlns:pic="http://schemas.openxmlformats.org/drawingml/2006/picture">
                   <pic:nvPicPr>
                     <pic:cNvPr id="0" name="fwht_analysis.png"/>
                     <pic:cNvPicPr/>
                   </pic:nvPicPr>
                   <pic:blipFill>
-                    <a:blip r:embed="rId26"/>
+                    <a:blip r:embed="rId15"/>
                     <a:stretch>
                       <a:fillRect/>
                     </a:stretch>
@@ -14164,7 +14193,9 @@
                       <a:off x="0" y="0"/>
                       <a:ext cx="5029200" cy="3581948"/>
                     </a:xfrm>
-                    <a:prstGeom prst="rect"/>
+                    <a:prstGeom prst="rect">
+                      <a:avLst/>
+                    </a:prstGeom>
                   </pic:spPr>
                 </pic:pic>
               </a:graphicData>
@@ -14199,12 +14230,15 @@
         <w:jc w:val="both"/>
       </w:pPr>
       <w:r>
-        <w:t>В третьей главе проведено экспериментальное сравнение семи методов обработки аудиоданных по комплексу из тринадцати метрик качества. Результаты показывают, что FWHT и FFT демонстрируют сопоставимое качество по большинству метрик: SNR около 30 дБ, SI-SDR около 52 дБ, STOI около 0.95, MOS около 4.1. При этом FWHT требует значительно большего времени обработки (37.1 с против 2.4 с для FFT), что является его основным недостатком. Стандартный MP3 уступает по объективным метрикам качества (SI-SDR около 39 дБ), но выигрывает в скорости обработки (1.29 с), что делает его оптимальным для сценариев с приоритетом производительности. Выявлена существенная зависимость эффективности методов от жанровой принадлежности аудиоконтента: наилучшие результаты достигаются для классической музыки и фолка (SNR выше 32 дБ), худшие — для электронной музыки и китайской традиционной музыки (SNR ниже 27 дБ). Результаты экспериментов позволяют сформулировать практические рекомендации по выбору метода обработки в зависимости от типа контента и требований к качеству.</w:t>
-      </w:r>
-    </w:p>
-    <w:p>
+        <w:t xml:space="preserve">В третьей главе проведено экспериментальное сравнение семи методов обработки аудиоданных по комплексу из тринадцати метрик качества. Результаты показывают, что FWHT и FFT демонстрируют сопоставимое качество по большинству метрик: SNR около 30 дБ, SI-SDR около 52 дБ, STOI </w:t>
+      </w:r>
       <w:r>
         <w:lastRenderedPageBreak/>
+        <w:t>около 0.95, MOS около 4.1. При этом FWHT требует значительно большего времени обработки (37.1 с против 2.4 с для FFT), что является его основным недостатком. Стандартный MP3 уступает по объективным метрикам качества (SI-SDR около 39 дБ), но выигрывает в скорости обработки (1.29 с), что делает его оптимальным для сценариев с приоритетом производительности. Выявлена существенная зависимость эффективности методов от жанровой принадлежности аудиоконтента: наилучшие результаты достигаются для классической музыки и фолка (SNR выше 32 дБ), худшие — для электронной музыки и китайской традиционной музыки (SNR ниже 27 дБ). Результаты экспериментов позволяют сформулировать практические рекомендации по выбору метода обработки в зависимости от типа контента и требований к качеству.</w:t>
+      </w:r>
+    </w:p>
+    <w:p>
+      <w:r>
         <w:br w:type="page"/>
       </w:r>
     </w:p>
@@ -15046,16 +15080,10 @@
     </w:p>
     <w:p>
       <w:pPr>
-        <w:spacing w:after="400" w:line="360" w:lineRule="auto"/>
-        <w:jc w:val="center"/>
-      </w:pPr>
-      <w:r>
-        <w:rPr>
-          <w:b/>
-          <w:bCs/>
-          <w:sz w:val="32"/>
-          <w:szCs w:val="32"/>
-        </w:rPr>
+        <w:pStyle w:val="1"/>
+        <w:spacing w:line="360" w:lineRule="auto"/>
+      </w:pPr>
+      <w:r>
         <w:lastRenderedPageBreak/>
         <w:t>ЗАКЛЮЧЕНИЕ</w:t>
       </w:r>
@@ -15171,58 +15199,26 @@
     </w:p>
     <w:p>
       <w:pPr>
-        <w:spacing w:after="400" w:line="360" w:lineRule="auto"/>
-        <w:jc w:val="center"/>
-        <w:rPr>
-          <w:lang w:val="en-US"/>
-        </w:rPr>
-      </w:pPr>
-      <w:r>
-        <w:rPr>
-          <w:b/>
-          <w:bCs/>
-          <w:sz w:val="32"/>
-          <w:szCs w:val="32"/>
-        </w:rPr>
+        <w:pStyle w:val="1"/>
+        <w:spacing w:line="360" w:lineRule="auto"/>
+        <w:rPr>
+          <w:lang w:val="en-US"/>
+        </w:rPr>
+      </w:pPr>
+      <w:r>
         <w:lastRenderedPageBreak/>
         <w:t>СПИСОК</w:t>
       </w:r>
       <w:r>
-        <w:rPr>
-          <w:b/>
-          <w:bCs/>
-          <w:sz w:val="32"/>
-          <w:szCs w:val="32"/>
-          <w:lang w:val="en-US"/>
-        </w:rPr>
         <w:t xml:space="preserve"> </w:t>
       </w:r>
       <w:r>
-        <w:rPr>
-          <w:b/>
-          <w:bCs/>
-          <w:sz w:val="32"/>
-          <w:szCs w:val="32"/>
-        </w:rPr>
         <w:t>ИСПОЛЬЗОВАННЫХ</w:t>
       </w:r>
       <w:r>
-        <w:rPr>
-          <w:b/>
-          <w:bCs/>
-          <w:sz w:val="32"/>
-          <w:szCs w:val="32"/>
-          <w:lang w:val="en-US"/>
-        </w:rPr>
         <w:t xml:space="preserve"> </w:t>
       </w:r>
       <w:r>
-        <w:rPr>
-          <w:b/>
-          <w:bCs/>
-          <w:sz w:val="32"/>
-          <w:szCs w:val="32"/>
-        </w:rPr>
         <w:t>ИСТОЧНИКОВ</w:t>
       </w:r>
     </w:p>
@@ -16342,16 +16338,10 @@
     </w:p>
     <w:p>
       <w:pPr>
-        <w:spacing w:after="400" w:line="360" w:lineRule="auto"/>
-        <w:jc w:val="center"/>
-      </w:pPr>
-      <w:r>
-        <w:rPr>
-          <w:b/>
-          <w:bCs/>
-          <w:sz w:val="32"/>
-          <w:szCs w:val="32"/>
-        </w:rPr>
+        <w:pStyle w:val="1"/>
+        <w:spacing w:line="360" w:lineRule="auto"/>
+      </w:pPr>
+      <w:r>
         <w:lastRenderedPageBreak/>
         <w:t>ПРИЛОЖЕНИЕ А</w:t>
       </w:r>
@@ -16376,22 +16366,26 @@
         <w:jc w:val="center"/>
       </w:pPr>
       <w:r>
+        <w:rPr>
+          <w:noProof/>
+        </w:rPr>
         <w:drawing>
-          <wp:inline xmlns:a="http://schemas.openxmlformats.org/drawingml/2006/main" xmlns:pic="http://schemas.openxmlformats.org/drawingml/2006/picture">
+          <wp:inline distT="0" distB="0" distL="0" distR="0" wp14:anchorId="6272A03A" wp14:editId="6279C881">
             <wp:extent cx="4572000" cy="3035193"/>
+            <wp:effectExtent l="0" t="0" r="0" b="0"/>
             <wp:docPr id="1751545628" name="Picture 1751545628"/>
             <wp:cNvGraphicFramePr>
-              <a:graphicFrameLocks noChangeAspect="1"/>
+              <a:graphicFrameLocks xmlns:a="http://schemas.openxmlformats.org/drawingml/2006/main" noChangeAspect="1"/>
             </wp:cNvGraphicFramePr>
-            <a:graphic>
+            <a:graphic xmlns:a="http://schemas.openxmlformats.org/drawingml/2006/main">
               <a:graphicData uri="http://schemas.openxmlformats.org/drawingml/2006/picture">
-                <pic:pic>
+                <pic:pic xmlns:pic="http://schemas.openxmlformats.org/drawingml/2006/picture">
                   <pic:nvPicPr>
                     <pic:cNvPr id="0" name="idef0_A0_context.png"/>
                     <pic:cNvPicPr/>
                   </pic:nvPicPr>
                   <pic:blipFill>
-                    <a:blip r:embed="rId27"/>
+                    <a:blip r:embed="rId16"/>
                     <a:stretch>
                       <a:fillRect/>
                     </a:stretch>
@@ -16401,7 +16395,9 @@
                       <a:off x="0" y="0"/>
                       <a:ext cx="4572000" cy="3035193"/>
                     </a:xfrm>
-                    <a:prstGeom prst="rect"/>
+                    <a:prstGeom prst="rect">
+                      <a:avLst/>
+                    </a:prstGeom>
                   </pic:spPr>
                 </pic:pic>
               </a:graphicData>
@@ -16456,7 +16452,7 @@
                     </pic:cNvPicPr>
                   </pic:nvPicPr>
                   <pic:blipFill>
-                    <a:blip r:embed="rId8"/>
+                    <a:blip r:embed="rId17"/>
                     <a:srcRect/>
                     <a:stretch>
                       <a:fillRect/>
@@ -16502,6 +16498,7 @@
         <w:rPr>
           <w:noProof/>
         </w:rPr>
+        <w:lastRenderedPageBreak/>
         <w:drawing>
           <wp:inline distT="0" distB="0" distL="0" distR="0" wp14:anchorId="7E353174" wp14:editId="59B72620">
             <wp:extent cx="4762500" cy="2857500"/>
@@ -16520,7 +16517,7 @@
                     </pic:cNvPicPr>
                   </pic:nvPicPr>
                   <pic:blipFill>
-                    <a:blip r:embed="rId9"/>
+                    <a:blip r:embed="rId18"/>
                     <a:srcRect/>
                     <a:stretch>
                       <a:fillRect/>
@@ -16566,7 +16563,6 @@
         <w:rPr>
           <w:noProof/>
         </w:rPr>
-        <w:lastRenderedPageBreak/>
         <w:drawing>
           <wp:inline distT="0" distB="0" distL="0" distR="0" wp14:anchorId="623E848C" wp14:editId="136FD06B">
             <wp:extent cx="4762500" cy="2762250"/>
@@ -16585,7 +16581,7 @@
                     </pic:cNvPicPr>
                   </pic:nvPicPr>
                   <pic:blipFill>
-                    <a:blip r:embed="rId10"/>
+                    <a:blip r:embed="rId19"/>
                     <a:srcRect/>
                     <a:stretch>
                       <a:fillRect/>
@@ -16627,22 +16623,27 @@
         <w:jc w:val="center"/>
       </w:pPr>
       <w:r>
+        <w:rPr>
+          <w:noProof/>
+        </w:rPr>
+        <w:lastRenderedPageBreak/>
         <w:drawing>
-          <wp:inline xmlns:a="http://schemas.openxmlformats.org/drawingml/2006/main" xmlns:pic="http://schemas.openxmlformats.org/drawingml/2006/picture">
+          <wp:inline distT="0" distB="0" distL="0" distR="0" wp14:anchorId="750DEB3B" wp14:editId="320625A1">
             <wp:extent cx="4572000" cy="3256317"/>
+            <wp:effectExtent l="0" t="0" r="0" b="0"/>
             <wp:docPr id="1751545629" name="Picture 1751545629"/>
             <wp:cNvGraphicFramePr>
-              <a:graphicFrameLocks noChangeAspect="1"/>
+              <a:graphicFrameLocks xmlns:a="http://schemas.openxmlformats.org/drawingml/2006/main" noChangeAspect="1"/>
             </wp:cNvGraphicFramePr>
-            <a:graphic>
+            <a:graphic xmlns:a="http://schemas.openxmlformats.org/drawingml/2006/main">
               <a:graphicData uri="http://schemas.openxmlformats.org/drawingml/2006/picture">
-                <pic:pic>
+                <pic:pic xmlns:pic="http://schemas.openxmlformats.org/drawingml/2006/picture">
                   <pic:nvPicPr>
                     <pic:cNvPr id="0" name="dfd_diagram.png"/>
                     <pic:cNvPicPr/>
                   </pic:nvPicPr>
                   <pic:blipFill>
-                    <a:blip r:embed="rId28"/>
+                    <a:blip r:embed="rId20"/>
                     <a:stretch>
                       <a:fillRect/>
                     </a:stretch>
@@ -16652,7 +16653,9 @@
                       <a:off x="0" y="0"/>
                       <a:ext cx="4572000" cy="3256317"/>
                     </a:xfrm>
-                    <a:prstGeom prst="rect"/>
+                    <a:prstGeom prst="rect">
+                      <a:avLst/>
+                    </a:prstGeom>
                   </pic:spPr>
                 </pic:pic>
               </a:graphicData>
@@ -16707,7 +16710,7 @@
                     </pic:cNvPicPr>
                   </pic:nvPicPr>
                   <pic:blipFill>
-                    <a:blip r:embed="rId11"/>
+                    <a:blip r:embed="rId21"/>
                     <a:srcRect/>
                     <a:stretch>
                       <a:fillRect/>
@@ -16772,7 +16775,7 @@
                     </pic:cNvPicPr>
                   </pic:nvPicPr>
                   <pic:blipFill>
-                    <a:blip r:embed="rId12"/>
+                    <a:blip r:embed="rId22"/>
                     <a:srcRect/>
                     <a:stretch>
                       <a:fillRect/>
@@ -16814,22 +16817,26 @@
         <w:jc w:val="center"/>
       </w:pPr>
       <w:r>
+        <w:rPr>
+          <w:noProof/>
+        </w:rPr>
         <w:drawing>
-          <wp:inline xmlns:a="http://schemas.openxmlformats.org/drawingml/2006/main" xmlns:pic="http://schemas.openxmlformats.org/drawingml/2006/picture">
+          <wp:inline distT="0" distB="0" distL="0" distR="0" wp14:anchorId="30DE5A3F" wp14:editId="5D38E4AC">
             <wp:extent cx="4572000" cy="3256317"/>
+            <wp:effectExtent l="0" t="0" r="0" b="0"/>
             <wp:docPr id="1751545630" name="Picture 1751545630"/>
             <wp:cNvGraphicFramePr>
-              <a:graphicFrameLocks noChangeAspect="1"/>
+              <a:graphicFrameLocks xmlns:a="http://schemas.openxmlformats.org/drawingml/2006/main" noChangeAspect="1"/>
             </wp:cNvGraphicFramePr>
-            <a:graphic>
+            <a:graphic xmlns:a="http://schemas.openxmlformats.org/drawingml/2006/main">
               <a:graphicData uri="http://schemas.openxmlformats.org/drawingml/2006/picture">
-                <pic:pic>
+                <pic:pic xmlns:pic="http://schemas.openxmlformats.org/drawingml/2006/picture">
                   <pic:nvPicPr>
                     <pic:cNvPr id="0" name="uml_components.png"/>
                     <pic:cNvPicPr/>
                   </pic:nvPicPr>
                   <pic:blipFill>
-                    <a:blip r:embed="rId29"/>
+                    <a:blip r:embed="rId23"/>
                     <a:stretch>
                       <a:fillRect/>
                     </a:stretch>
@@ -16839,7 +16846,9 @@
                       <a:off x="0" y="0"/>
                       <a:ext cx="4572000" cy="3256317"/>
                     </a:xfrm>
-                    <a:prstGeom prst="rect"/>
+                    <a:prstGeom prst="rect">
+                      <a:avLst/>
+                    </a:prstGeom>
                   </pic:spPr>
                 </pic:pic>
               </a:graphicData>
@@ -16876,6 +16885,7 @@
         <w:rPr>
           <w:noProof/>
         </w:rPr>
+        <w:lastRenderedPageBreak/>
         <w:drawing>
           <wp:inline distT="0" distB="0" distL="0" distR="0" wp14:anchorId="710B2215" wp14:editId="532761A2">
             <wp:extent cx="4286250" cy="2667000"/>
@@ -16894,7 +16904,7 @@
                     </pic:cNvPicPr>
                   </pic:nvPicPr>
                   <pic:blipFill>
-                    <a:blip r:embed="rId13"/>
+                    <a:blip r:embed="rId24"/>
                     <a:srcRect/>
                     <a:stretch>
                       <a:fillRect/>
@@ -16951,7 +16961,6 @@
         <w:rPr>
           <w:noProof/>
         </w:rPr>
-        <w:lastRenderedPageBreak/>
         <w:drawing>
           <wp:inline distT="0" distB="0" distL="0" distR="0" wp14:anchorId="28D9742C" wp14:editId="394A7A2D">
             <wp:extent cx="4762500" cy="2857500"/>
@@ -16970,7 +16979,7 @@
                     </pic:cNvPicPr>
                   </pic:nvPicPr>
                   <pic:blipFill>
-                    <a:blip r:embed="rId14"/>
+                    <a:blip r:embed="rId25"/>
                     <a:srcRect/>
                     <a:stretch>
                       <a:fillRect/>
@@ -17014,16 +17023,10 @@
     </w:p>
     <w:p>
       <w:pPr>
-        <w:spacing w:after="400" w:line="360" w:lineRule="auto"/>
-        <w:jc w:val="center"/>
-      </w:pPr>
-      <w:r>
-        <w:rPr>
-          <w:b/>
-          <w:bCs/>
-          <w:sz w:val="32"/>
-          <w:szCs w:val="32"/>
-        </w:rPr>
+        <w:pStyle w:val="1"/>
+        <w:spacing w:line="360" w:lineRule="auto"/>
+      </w:pPr>
+      <w:r>
         <w:lastRenderedPageBreak/>
         <w:t>ПРИЛОЖЕНИЕ Б</w:t>
       </w:r>
@@ -18041,9 +18044,6 @@
       <w:pPr>
         <w:pStyle w:val="2"/>
         <w:spacing w:line="360" w:lineRule="auto"/>
-        <w:rPr>
-          <w:lang w:val="en-US"/>
-        </w:rPr>
       </w:pPr>
       <w:bookmarkStart w:id="71" w:name="_Toc225067483"/>
       <w:r>
@@ -18051,19 +18051,19 @@
         <w:t>Б</w:t>
       </w:r>
       <w:r>
-        <w:rPr>
-          <w:lang w:val="en-US"/>
-        </w:rPr>
         <w:t xml:space="preserve">.3. </w:t>
       </w:r>
       <w:r>
         <w:t>Реализация</w:t>
       </w:r>
       <w:r>
-        <w:rPr>
-          <w:lang w:val="en-US"/>
-        </w:rPr>
-        <w:t xml:space="preserve"> FFT</w:t>
+        <w:t xml:space="preserve"> </w:t>
+      </w:r>
+      <w:r>
+        <w:rPr>
+          <w:lang w:val="en-US"/>
+        </w:rPr>
+        <w:t>FFT</w:t>
       </w:r>
       <w:bookmarkEnd w:id="71"/>
     </w:p>
@@ -19364,146 +19364,140 @@
       <w:r>
         <w:t xml:space="preserve"> = </w:t>
       </w:r>
+      <w:proofErr w:type="gramStart"/>
+      <w:r>
+        <w:rPr>
+          <w:lang w:val="en-US"/>
+        </w:rPr>
+        <w:t>self</w:t>
+      </w:r>
+      <w:r>
+        <w:t>.</w:t>
+      </w:r>
+      <w:r>
+        <w:rPr>
+          <w:lang w:val="en-US"/>
+        </w:rPr>
+        <w:t>inverse</w:t>
+      </w:r>
+      <w:proofErr w:type="gramEnd"/>
+      <w:r>
+        <w:t>(</w:t>
+      </w:r>
+      <w:r>
+        <w:rPr>
+          <w:lang w:val="en-US"/>
+        </w:rPr>
+        <w:t>selected</w:t>
+      </w:r>
+      <w:r>
+        <w:t>)</w:t>
+      </w:r>
+    </w:p>
+    <w:p>
+      <w:pPr>
+        <w:spacing w:line="360" w:lineRule="auto"/>
+        <w:jc w:val="both"/>
+      </w:pPr>
+      <w:r>
+        <w:t xml:space="preserve">        # </w:t>
+      </w:r>
+      <w:r>
+        <w:t>Сложение</w:t>
+      </w:r>
+      <w:r>
+        <w:t xml:space="preserve"> </w:t>
+      </w:r>
+      <w:r>
+        <w:t>с</w:t>
+      </w:r>
+      <w:r>
+        <w:t xml:space="preserve"> </w:t>
+      </w:r>
+      <w:r>
+        <w:t>перекрытием</w:t>
+      </w:r>
+    </w:p>
+    <w:p>
+      <w:pPr>
+        <w:spacing w:line="360" w:lineRule="auto"/>
+        <w:jc w:val="both"/>
+        <w:rPr>
+          <w:lang w:val="en-US"/>
+        </w:rPr>
+      </w:pPr>
+      <w:r>
+        <w:t xml:space="preserve">        </w:t>
+      </w:r>
+      <w:proofErr w:type="gramStart"/>
+      <w:r>
+        <w:rPr>
+          <w:lang w:val="en-US"/>
+        </w:rPr>
+        <w:t>output[</w:t>
+      </w:r>
+      <w:proofErr w:type="spellStart"/>
+      <w:r>
+        <w:rPr>
+          <w:lang w:val="en-US"/>
+        </w:rPr>
+        <w:t>i:i</w:t>
+      </w:r>
+      <w:proofErr w:type="spellEnd"/>
+      <w:proofErr w:type="gramEnd"/>
+      <w:r>
+        <w:rPr>
+          <w:lang w:val="en-US"/>
+        </w:rPr>
+        <w:t xml:space="preserve"> + </w:t>
+      </w:r>
       <w:proofErr w:type="spellStart"/>
       <w:proofErr w:type="gramStart"/>
       <w:r>
         <w:rPr>
           <w:lang w:val="en-US"/>
         </w:rPr>
-        <w:t>self</w:t>
+        <w:t>self.block</w:t>
+      </w:r>
+      <w:proofErr w:type="gramEnd"/>
+      <w:r>
+        <w:rPr>
+          <w:lang w:val="en-US"/>
+        </w:rPr>
+        <w:t>_size</w:t>
       </w:r>
       <w:proofErr w:type="spellEnd"/>
-      <w:proofErr w:type="gramEnd"/>
-      <w:r>
-        <w:t>.</w:t>
+      <w:r>
+        <w:rPr>
+          <w:lang w:val="en-US"/>
+        </w:rPr>
+        <w:t>] += restored * window</w:t>
+      </w:r>
+    </w:p>
+    <w:p>
+      <w:pPr>
+        <w:spacing w:line="360" w:lineRule="auto"/>
+        <w:jc w:val="both"/>
+      </w:pPr>
+      <w:r>
+        <w:rPr>
+          <w:lang w:val="en-US"/>
+        </w:rPr>
+        <w:t xml:space="preserve">    </w:t>
       </w:r>
       <w:proofErr w:type="spellStart"/>
-      <w:proofErr w:type="gramStart"/>
-      <w:r>
-        <w:rPr>
-          <w:lang w:val="en-US"/>
-        </w:rPr>
-        <w:t>inverse</w:t>
+      <w:r>
+        <w:t>return</w:t>
       </w:r>
       <w:proofErr w:type="spellEnd"/>
-      <w:proofErr w:type="gramEnd"/>
-      <w:r>
-        <w:t>(</w:t>
-      </w:r>
-      <w:r>
-        <w:rPr>
-          <w:lang w:val="en-US"/>
-        </w:rPr>
-        <w:t>selected</w:t>
-      </w:r>
-      <w:r>
-        <w:t>)</w:t>
-      </w:r>
-    </w:p>
-    <w:p>
-      <w:pPr>
-        <w:spacing w:line="360" w:lineRule="auto"/>
-        <w:jc w:val="both"/>
-      </w:pPr>
-      <w:r>
-        <w:t xml:space="preserve">        # </w:t>
-      </w:r>
-      <w:r>
-        <w:t>Сложение</w:t>
-      </w:r>
       <w:r>
         <w:t xml:space="preserve"> </w:t>
       </w:r>
-      <w:r>
-        <w:t>с</w:t>
-      </w:r>
-      <w:r>
-        <w:t xml:space="preserve"> </w:t>
-      </w:r>
-      <w:r>
-        <w:t>перекрытием</w:t>
-      </w:r>
-    </w:p>
-    <w:p>
-      <w:pPr>
-        <w:spacing w:line="360" w:lineRule="auto"/>
-        <w:jc w:val="both"/>
-        <w:rPr>
-          <w:lang w:val="en-US"/>
-        </w:rPr>
-      </w:pPr>
-      <w:r>
-        <w:t xml:space="preserve">        </w:t>
-      </w:r>
-      <w:proofErr w:type="gramStart"/>
-      <w:r>
-        <w:rPr>
-          <w:lang w:val="en-US"/>
-        </w:rPr>
-        <w:t>output[</w:t>
-      </w:r>
       <w:proofErr w:type="spellStart"/>
       <w:r>
-        <w:rPr>
-          <w:lang w:val="en-US"/>
-        </w:rPr>
-        <w:t>i:i</w:t>
+        <w:t>output</w:t>
       </w:r>
       <w:proofErr w:type="spellEnd"/>
-      <w:proofErr w:type="gramEnd"/>
-      <w:r>
-        <w:rPr>
-          <w:lang w:val="en-US"/>
-        </w:rPr>
-        <w:t xml:space="preserve"> + </w:t>
-      </w:r>
-      <w:proofErr w:type="spellStart"/>
-      <w:proofErr w:type="gramStart"/>
-      <w:r>
-        <w:rPr>
-          <w:lang w:val="en-US"/>
-        </w:rPr>
-        <w:t>self.block</w:t>
-      </w:r>
-      <w:proofErr w:type="gramEnd"/>
-      <w:r>
-        <w:rPr>
-          <w:lang w:val="en-US"/>
-        </w:rPr>
-        <w:t>_size</w:t>
-      </w:r>
-      <w:proofErr w:type="spellEnd"/>
-      <w:r>
-        <w:rPr>
-          <w:lang w:val="en-US"/>
-        </w:rPr>
-        <w:t>] += restored * window</w:t>
-      </w:r>
-    </w:p>
-    <w:p>
-      <w:pPr>
-        <w:spacing w:line="360" w:lineRule="auto"/>
-        <w:jc w:val="both"/>
-      </w:pPr>
-      <w:r>
-        <w:rPr>
-          <w:lang w:val="en-US"/>
-        </w:rPr>
-        <w:t xml:space="preserve">    </w:t>
-      </w:r>
-      <w:proofErr w:type="spellStart"/>
-      <w:r>
-        <w:t>return</w:t>
-      </w:r>
-      <w:proofErr w:type="spellEnd"/>
-      <w:r>
-        <w:t xml:space="preserve"> </w:t>
-      </w:r>
-      <w:proofErr w:type="spellStart"/>
-      <w:r>
-        <w:t>output</w:t>
-      </w:r>
-      <w:proofErr w:type="spellEnd"/>
     </w:p>
     <w:p>
       <w:r>
@@ -19512,16 +19506,10 @@
     </w:p>
     <w:p>
       <w:pPr>
-        <w:spacing w:after="400" w:line="360" w:lineRule="auto"/>
-        <w:jc w:val="center"/>
-      </w:pPr>
-      <w:r>
-        <w:rPr>
-          <w:b/>
-          <w:bCs/>
-          <w:sz w:val="32"/>
-          <w:szCs w:val="32"/>
-        </w:rPr>
+        <w:pStyle w:val="1"/>
+        <w:spacing w:line="360" w:lineRule="auto"/>
+      </w:pPr>
+      <w:r>
         <w:lastRenderedPageBreak/>
         <w:t>ПРИЛОЖЕНИЕ В</w:t>
       </w:r>
@@ -23168,16 +23156,10 @@
     </w:p>
     <w:p>
       <w:pPr>
-        <w:spacing w:after="400" w:line="360" w:lineRule="auto"/>
-        <w:jc w:val="center"/>
-      </w:pPr>
-      <w:r>
-        <w:rPr>
-          <w:b/>
-          <w:bCs/>
-          <w:sz w:val="32"/>
-          <w:szCs w:val="32"/>
-        </w:rPr>
+        <w:pStyle w:val="1"/>
+        <w:spacing w:line="360" w:lineRule="auto"/>
+      </w:pPr>
+      <w:r>
         <w:lastRenderedPageBreak/>
         <w:t>ПРИЛОЖЕНИЕ Г</w:t>
       </w:r>
@@ -23693,7 +23675,6 @@
                 <w:b/>
                 <w:bCs/>
               </w:rPr>
-              <w:lastRenderedPageBreak/>
               <w:t>Характеристика</w:t>
             </w:r>
           </w:p>
@@ -23828,6 +23809,7 @@
               <w:jc w:val="center"/>
             </w:pPr>
             <w:r>
+              <w:lastRenderedPageBreak/>
               <w:t>Типичный размер файла</w:t>
             </w:r>
           </w:p>
@@ -24143,8 +24125,8 @@
       </w:r>
     </w:p>
     <w:sectPr>
-      <w:headerReference w:type="default" r:id="rId15"/>
-      <w:footerReference w:type="default" r:id="rId16"/>
+      <w:headerReference w:type="default" r:id="rId26"/>
+      <w:footerReference w:type="default" r:id="rId27"/>
       <w:pgSz w:w="11906" w:h="16838"/>
       <w:pgMar w:top="1134" w:right="850" w:bottom="1134" w:left="1701" w:header="708" w:footer="708" w:gutter="0"/>
       <w:cols w:space="720"/>
